--- a/docs/AI_BILL_2026_COMPLIANCE.docx
+++ b/docs/AI_BILL_2026_COMPLIANCE.docx
@@ -85,7 +85,7 @@
         <w:t xml:space="preserve">Justice Mwita Constitutional Resolution (Double-Taxation Challenge): </w:t>
       </w:r>
       <w:r>
-        <w:t>In June 2025, High Court Justice Chacha Mwita ruled that levying the 2.75% SHIF contribution directly on a citizen's gross income constitutes unconstitutional double taxation, as the same gross income is already taxed under the Income Tax Act. The legacy Lasso PMT v2.0 remained vulnerable to this constitutional challenge. The AGI model v2.1 structurally resolves this by applying the 2.75% rate strictly to Adjusted Gross Income (AGI)—which represents net income after deducting taxes, dependents, catastrophic health expenditures, and business costs—rather than gross income. This resolves the double-taxation objection and provides the state with a robust defense in the ongoing appeal.</w:t>
+        <w:t>In June 2025, High Court Justice Chacha Mwita ruled that levying the 2.75% SHIF contribution directly on a citizen's gross income constitutes unconstitutional double taxation, as the same gross income is already taxed under the Income Tax Act. The legacy Lasso PMT v2.0 remained vulnerable to this constitutional challenge. The AGI model v2.1 structurally resolves this by applying the 2.75% rate strictly to Adjusted Gross Income (AGI)—which represents net income after deducting taxes, dependents, catastrophic health expenditures, and business costs—rather than gross income. This structurally resolves the double-taxation objection and provides the state with a robust defense in the ongoing appeal. (Note: Justice Mwita declined to issue a binding order, deferring to a pending Court of Appeal case; the Ministry of Health publicly stated the same week that the 2.75% deduction "remains in effect." The constitutional question is therefore active, not settled.)</w:t>
       </w:r>
     </w:p>
     <w:p>
